--- a/중국어_대화문/8부_docx/8부_11화_용서가_아니라.docx
+++ b/중국어_대화문/8부_docx/8부_11화_용서가_아니라.docx
@@ -18,7 +18,7 @@
         <w:t>등장인물:</w:t>
       </w:r>
       <w:r>
-        <w:t xml:space="preserve"> 쑤민 苏敏(48세, 변호사 자격이 취소된 '공민 대리인', 잉훠 창구 운영자) / 샤오신 小辛(31세, 잉훠 오래된 자원활동가) / 샤오위안 肖远(52세, 잉훠 동료, 자격을 잃은 전직 변호사) / 아닝 阿宁(38세, 약국 근무 잉훠 자원활동가) / 덩펑즈 邓凤芝(60대 후반, 국면3창 퇴직 여공, 잉훠 자원활동가) / 다이이판 戴一帆(27세, 잉훠 자원활동가) / 쉬둬둬 许朵朵(25세, 잉훠 자원활동가) / 메이뤄란 梅若兰(85세, 은퇴한 변호사협회 비서장) / 루 할머니 卢奶奶(98세, 쑤민의 집주인, 화이인가 6층) / 더우더우 豆豆(20대 중반, 쑤민의 조카, 류허현 사료점 직원) / 쑤 어머니 苏母(70대 후반, 류허현 농가, 귀가 어둡다, 전화 목소리) / 쑹 경관 宋警官(50대 후반, 창촨시 공안국 국내안전보위 지대 요원) / 회색 점퍼 灰夹克(20대 후반, 따라붙는 '일상 관심' 요원) / 입주 예정자 대표 业主代表(40대 후반, 분양 단지 피해자) / 재판장 审判长(50대 중반, 창촨시 중급인민법원 형사 제1법정) / 법정 경찰 法警(30대) / 뤄전방 骆振邦(62세, 피고인)</w:t>
+        <w:t xml:space="preserve"> 쑤민 苏敏(48세, 변호사 자격이 취소된 '공민 대리인', 잉훠 창구 운영자) / 샤오신 小辛(31세, 잉훠 오래된 자원활동가) / 샤오위안 肖远(52세, 잉훠 동료, 자격을 잃은 전직 변호사) / 아닝 阿宁(38세, 약국 근무 잉훠 자원활동가) / 덩펑즈 邓凤芝(60대 후반, 국면3창 퇴직 여공, 잉훠 자원활동가) / 다이이판 戴一帆(27세, 잉훠 자원활동가) / 쉬둬둬 许朵朵(25세, 잉훠 자원활동가) / 메이뤄란 梅若兰(85세, 은퇴한 변호사협회 비서장) / 루 할머니 卢奶奶(98세, 쑤민의 집주인, 화이인가 6층) / 더우더우 豆豆(20대 중반, 쑤민의 조카, 류허현 회계사무소 견습 직원) / 쑤 어머니 苏母(70대 후반, 류허현 농가, 귀가 어둡다, 전화 목소리) / 쑹 경관 宋警官(50대 후반, 창촨시 공안국 국내안전보위 지대 요원) / 회색 점퍼 灰夹克(20대 후반, 따라붙는 '일상 관심' 요원) / 입주 예정자 대표 业主代表(40대 후반, 분양 단지 피해자) / 재판장 审判长(50대 중반, 창촨시 중급인민법원 형사 제1법정) / 법정 경찰 法警(30대) / 뤄전방 骆振邦(64세, 피고인)</w:t>
       </w:r>
     </w:p>
     <w:p>
@@ -29,7 +29,7 @@
         <w:t>배경:</w:t>
       </w:r>
       <w:r>
-        <w:t xml:space="preserve"> [쑤민 시점] 2034년 11월 6일(월)부터 11월 10일(금) 밤까지. 8부 10화에서 전체회의 결의가 10월 27일 아침 공개 대장에 오르던 날, 쑤민은 来件栏 第〇七四二号에 실명 한 줄 "条文是条文，不是原谅"을 남겼고, 메이뤄란은 "骆家的案子，宣判的公告，法院门口贴出来了"라는 말을 전했다. 이 화는 그 공고에 적힌 선고일 11월 10일(금)의 닷새를 따라간다. 2028년 3월 뤄전방이 출국 심사대 앞에서 연행된 뒤 6년 8개월, 2029년 9월 첫 개정 뒤로 해외 계좌 사법공조 회신을 기다리느라 심리가 세 번 멈췄고, 올해 9월 재개정 끝에 오늘 선고가 난다. 쑤민은 변호사가 아니라 공민 대리인으로서, 국면3창 터에 지어진 분양 단지 '振邦·锦绣华庭'과 뤄 그룹 계열 체불로 돈을 잃은 노동자 41명의 부대민사 청구를 대리해 방청석 피해자 측 6석 가운데 한 자리를 받았다. 집 앞 카메라와 '기타 관리 조치'는 그대로이므로 시내 외출도 하루 전 보고서(《外出报备表》)를 내고 쑹 경관의 동행 아래서만 간다. 이 화의 새 설정은 다음과 같다. 선고는 11월 10일(금) 오전 9시 30분 창촨시 중급인민법원 제1법정이고, 죄명은 수뢰·직무횡령·돈세탁이며 사형이나 무기가 아닌 유기징역 20년, 개인 재산 몰수, 벌금 3억 위안이다. 불법소득 91억 위안 가운데 44억은 이미 추징되었고 47억은 해외에 남아 추징을 이어 가며, 부대민사 원고 41명의 체불 임금과 계약금 1,260만 위안은 추징 재산에서 먼저 지급하도록 한다. 같은 날 오전 9시 공개 대장 '草案栏'에는 『涉境外势力认定条例废止草案（征求意见稿）』와 『废止后遗留认定处理办法（征求意见稿）』가 오르고(의견 기한 12월 11일 월요일), 후자 제3조는 이미 인정된 사람이 60일 안에 『认定对象宽免申请表』를 내도록 하되 제5조에서 '宽免은 원 인정의 사실 기재를 바꾸지 않는다'고 하며 신청표 제5항에 '과거 경위의 설명과 태도 표명'(悔意) 칸을 둔다. 청시가 붙인 이 신청 절차를 메이뤄란이 사전 열람용으로 쑤민에게 가져온다. 낙인의 근거가 되어 온 조례 제14조(인정 대상자는 인정이 해제되기 전에는 법률 서비스 자격 등록 신청을 할 수 없다)는 폐지안에 들어 있으나, 이미 찍힌 이름은 신청표를 내야 풀리는 구조다. 쑤민의 변호사 자격은 2016년 형사처벌을 이유로 취소된 것이므로 이 조례와 별개이고, 쑤민이 요구하는 것은 조례에 얽힌 사람들의 인정을 처음부터 근거 없는 것으로 직권 무효화하는 '복권'이다. 쑤민은 영웅도 순교자도 아니고 두려움과 계산과 피로를 안고 움직이며, 선즈위안은 이 화에서 마주치지 않고 메이뤄란의 전언과 台账의 글자로만 스친다. 뤄전방도 쑤민과 눈을 마주치지 않는다. 이 화의 기관·문서·수치·인물은 모두 가상이며, 재판장·법정 경찰·입주 예정자 대표는 이 화에서 새로 만든 인물이다.</w:t>
+        <w:t xml:space="preserve"> [쑤민 시점] 2034년 11월 6일(월)부터 11월 10일(금) 밤까지. 8부 10화에서 전체회의 결의가 10월 27일 아침 공개 대장에 오르던 날, 쑤민은 来件栏 第〇七四二号에 실명 한 줄 "条文是条文，不是原谅"을 남겼고, 메이뤄란은 "骆家的案子，宣判的公告，法院门口贴出来了"라는 말을 전했다. 이 화는 그 공고에 적힌 선고일 11월 10일(금)의 닷새를 따라간다. 2028년 3월 뤄전방이 출국 심사대 앞에서 연행된 뒤 6년 8개월, 2029년 9월 첫 개정 뒤로 해외 계좌 사법공조 회신을 기다리느라 심리가 세 번 멈췄고, 올해 9월 재개정 끝에 오늘 선고가 난다. 쑤민은 변호사가 아니라 공민 대리인으로서, 국면3창 터에 지어진 분양 단지 '振邦·锦绣华庭'과 뤄 그룹 계열 체불로 돈을 잃은 노동자 41명의 부대민사 청구를 대리해 방청석 피해자 측 6석 가운데 한 자리를 받았다. 집 앞 카메라와 '기타 관리 조치'는 그대로이므로 시내 외출도 사전 보고서(《外出报备表》)를 내고 쑹 경관의 동행 아래서만 간다. 이 화의 새 설정은 다음과 같다. 선고는 11월 10일(금) 오전 9시 30분 창촨시 중급인민법원 제1법정이고, 죄명은 수뢰·직무횡령·돈세탁이며 사형이나 무기가 아닌 유기징역 20년, 개인 재산 몰수, 벌금 3억 위안이다. 불법소득 91억 위안 가운데 44억은 이미 추징되었고 47억은 해외에 남아 추징을 이어 가며, 부대민사 원고 41명의 체불 임금과 계약금 1,260만 위안은 추징 재산에서 먼저 지급하도록 한다. 같은 날 오전 9시 공개 대장 '草案栏'에는 『涉境外势力认定条例废止草案（征求意见稿）』와 『废止后遗留认定处理办法（征求意见稿）』가 오르고(의견 기한 12월 11일 월요일), 후자 제3조는 이미 인정된 사람이 60일 안에 『认定对象宽免申请表』를 내도록 하되 제5조에서 '宽免은 원 인정의 사실 기재를 바꾸지 않는다'고 하며 신청표 제5항에 '과거 경위의 설명과 태도 표명'(悔意) 칸을 둔다. 청시가 붙인 이 신청 절차를 메이뤄란이 사전 열람용으로 쑤민에게 가져온다. 낙인의 근거가 되어 온 조례 제14조(인정 대상자는 인정이 해제되기 전에는 법률 서비스 자격 등록 신청을 할 수 없다)는 폐지안에 들어 있으나, 이미 찍힌 이름은 신청표를 내야 풀리는 구조다. 쑤민의 변호사 자격은 2016년 형사처벌을 이유로 취소된 것이므로 이 조례와 별개이고, 쑤민이 요구하는 것은 조례에 얽힌 사람들의 인정을 처음부터 근거 없는 것으로 직권 무효화하는 '복권'이다. 쑤민은 영웅도 순교자도 아니고 두려움과 계산과 피로를 안고 움직이며, 선즈위안은 이 화에서 마주치지 않고 메이뤄란의 전언과 台账의 글자로만 스친다. 뤄전방도 쑤민과 눈을 마주치지 않는다. 이 화의 기관·문서·수치·인물은 모두 가상이며, 재판장·법정 경찰·입주 예정자 대표는 이 화에서 새로 만든 인물이다.</w:t>
       </w:r>
     </w:p>
     <w:p>
@@ -244,7 +244,7 @@
     </w:p>
     <w:p>
       <w:r>
-        <w:t>(邓凤芝笑了一下，转身往队伍后面走。苏敏低头，在登记本上写：“十一月六日。骆案宣判公告，十一月十日。旁听六席，我一席，邓凤芝三号。报备表一份，十日前一日交。”写到“骆”字，笔尖在纸上顿了一下，墨点洇开一小团。)</w:t>
+        <w:t>(邓凤芝笑了一下，转身往队伍后面走。苏敏低头，在登记本上写：“十一月六日。骆案宣判公告，十一月十日。旁听六席，我一席，邓凤芝三号。报备表一份，明日交。”写到“骆”字，笔尖在纸上顿了一下，墨点洇开一小团。)</w:t>
       </w:r>
     </w:p>
     <w:p>
@@ -819,7 +819,7 @@
         <w:t>豆豆:</w:t>
       </w:r>
       <w:r>
-        <w:t xml:space="preserve"> 二姨，是我。我在姥姥这儿。她听说你明天要去法院，今晚睡不着，非要我打。</w:t>
+        <w:t xml:space="preserve"> 姑姑，是我。我在奶奶这儿。她听说你明天要去法院，今晚睡不着，非要我打。</w:t>
       </w:r>
     </w:p>
     <w:p>
@@ -1121,7 +1121,7 @@
         <w:t>苏敏:</w:t>
       </w:r>
       <w:r>
-        <w:t xml:space="preserve"> （低声）他不会进来，他会在门口站一个上午。（停了停）二〇一四年他在北原矿业集团大门口，就是这样站的。</w:t>
+        <w:t xml:space="preserve"> （低声）他不会进来，他会在门口站一个上午。（停了停）二〇一四年他去北原矿业集团替国棉三厂要工资，也是先在大门口站了一上午。</w:t>
       </w:r>
     </w:p>
     <w:p>
@@ -1148,7 +1148,7 @@
         <w:t>宋警官:</w:t>
       </w:r>
       <w:r>
-        <w:t xml:space="preserve"> 规矩。（咳了一声）一视同仁。</w:t>
+        <w:t xml:space="preserve"> 规矩。（咳了一声）公事公办。</w:t>
       </w:r>
     </w:p>
     <w:p>
@@ -1193,7 +1193,7 @@
         <w:t>审判长:</w:t>
       </w:r>
       <w:r>
-        <w:t xml:space="preserve"> 请坐。现在宣判。（翻开文件夹）北原省长川市中级人民法院，刑事附带民事判决书。公诉机关，长川市人民检察院。被告人骆振邦，男，六十二岁。</w:t>
+        <w:t xml:space="preserve"> 请坐。现在宣判。（翻开文件夹）北原省长川市中级人民法院，刑事附带民事判决书。公诉机关，长川市人民检察院。被告人骆振邦，男，六十四岁。</w:t>
       </w:r>
     </w:p>
     <w:p>
@@ -1417,7 +1417,7 @@
         <w:t>邓凤芝:</w:t>
       </w:r>
       <w:r>
-        <w:t xml:space="preserve"> 我恨他恨了六年多，今天听见他说这句话，我就想，算了吧，他也六十二了。</w:t>
+        <w:t xml:space="preserve"> 我恨他恨了六年多，今天听见他说这句话，我就想，算了吧，他也六十四了。</w:t>
       </w:r>
     </w:p>
     <w:p>
@@ -1829,7 +1829,7 @@
         <w:t>宋警官:</w:t>
       </w:r>
       <w:r>
-        <w:t xml:space="preserve"> 一视同仁。每个人名下，都有。</w:t>
+        <w:t xml:space="preserve"> 公事公办。每个人名下，都有。</w:t>
       </w:r>
     </w:p>
     <w:p>
@@ -2299,7 +2299,7 @@
     </w:p>
     <w:p>
       <w:r>
-        <w:t>«一视同仁» — 한국어 해설: "차별 없이 똑같이 대하다". 누구에게나 같은 기준을 적용한다는 말. 쑹 경관이 쑤민에게 법원 규칙과 표 배부의 원칙을 설명하며, 장면 5.</w:t>
+        <w:t>«公事公办» — 한국어 해설: "공적인 일은 공적으로 처리하다". 사사로운 정을 섞지 않고 규정대로 처리한다는 구어. 쑹 경관이 쑤민에게 법원 규칙대로 자기 찻잔도 맡긴다며, 장면 5.</w:t>
       </w:r>
     </w:p>
     <w:p>
